--- a/atelier/atelier_040.docx
+++ b/atelier/atelier_040.docx
@@ -394,7 +394,7 @@
           </w:tcPr>
           <w:p>
             <w:r>
-              <w:t xml:space="preserve">Sécurité psychologique installée et vérifiée en interne (#36 à #39)</w:t>
+              <w:t xml:space="preserve">Sécurité psychologique installée et vérifiée en interne</w:t>
             </w:r>
           </w:p>
         </w:tc>
@@ -501,7 +501,7 @@
         </w:numPr>
       </w:pPr>
       <w:r>
-        <w:t xml:space="preserve">Préparer la transparence vers le management comme un acte professionnel : remonter un blocage ou une mauvaise nouvelle se prépare (factuel, avec contexte et options), ce qui la rend à la fois plus facile à dire et mieux reçue. La DevOps Review management (#35) est le bon canal pour ça.</w:t>
+        <w:t xml:space="preserve">Préparer la transparence vers le management comme un acte professionnel : remonter un blocage ou une mauvaise nouvelle se prépare (factuel, avec contexte et options), ce qui la rend à la fois plus facile à dire et mieux reçue. La DevOps Review management est le bon canal pour ça.</w:t>
       </w:r>
     </w:p>
     <w:p>
